--- a/data_agreements/SpecialLicenceAdditionalResearcher_Ori.docx
+++ b/data_agreements/SpecialLicenceAdditionalResearcher_Ori.docx
@@ -428,14 +428,12 @@
               <w:rPr>
                 <w:rFonts w:cs="Arial"/>
                 <w:sz w:val="24"/>
-                <w:lang/>
               </w:rPr>
             </w:pPr>
             <w:r>
               <w:rPr>
                 <w:rFonts w:cs="Arial"/>
                 <w:sz w:val="24"/>
-                <w:lang/>
               </w:rPr>
               <w:t>The Eitan Berglas School of Economics</w:t>
             </w:r>
@@ -445,14 +443,12 @@
               <w:rPr>
                 <w:rFonts w:cs="Arial"/>
                 <w:sz w:val="24"/>
-                <w:lang/>
               </w:rPr>
             </w:pPr>
             <w:r>
               <w:rPr>
                 <w:rFonts w:cs="Arial"/>
                 <w:sz w:val="24"/>
-                <w:lang/>
               </w:rPr>
               <w:t>Tel Aviv University,Ramat Aviv 6997801</w:t>
             </w:r>
@@ -462,14 +458,12 @@
               <w:rPr>
                 <w:rFonts w:cs="Arial"/>
                 <w:sz w:val="24"/>
-                <w:lang/>
               </w:rPr>
             </w:pPr>
             <w:r>
               <w:rPr>
                 <w:rFonts w:cs="Arial"/>
                 <w:sz w:val="24"/>
-                <w:lang/>
               </w:rPr>
               <w:t>ISRAEL</w:t>
             </w:r>
@@ -661,149 +655,220 @@
             <w:pPr>
               <w:rPr>
                 <w:rFonts w:cs="Arial"/>
-                <w:sz w:val="24"/>
+                <w:sz w:val="22"/>
+                <w:szCs w:val="22"/>
                 <w:lang/>
               </w:rPr>
             </w:pPr>
             <w:r>
               <w:rPr>
                 <w:rFonts w:cs="Arial"/>
-                <w:sz w:val="24"/>
-              </w:rPr>
-              <w:t>Data will be stored on my university provided laptop and accessed in my university office at:</w:t>
-            </w:r>
-            <w:r>
-              <w:rPr>
-                <w:rFonts w:cs="Arial"/>
-                <w:sz w:val="24"/>
+                <w:sz w:val="22"/>
+                <w:szCs w:val="22"/>
+                <w:lang/>
+              </w:rPr>
+              <w:t>Data will be stored and processed on a secure desktop computer located in a locked office at:</w:t>
+            </w:r>
+            <w:r>
+              <w:rPr>
+                <w:rFonts w:cs="Arial"/>
+                <w:sz w:val="22"/>
+                <w:szCs w:val="22"/>
+                <w:lang/>
               </w:rPr>
               <w:br/>
-            </w:r>
-            <w:r>
-              <w:rPr>
-                <w:rFonts w:cs="Arial"/>
-                <w:sz w:val="24"/>
+              <w:t>The Eitan Berglas School of Economics</w:t>
+            </w:r>
+            <w:r>
+              <w:rPr>
+                <w:rFonts w:cs="Arial"/>
+                <w:sz w:val="22"/>
+                <w:szCs w:val="22"/>
                 <w:lang/>
               </w:rPr>
-              <w:t>The Eitan Berglas School of Economics</w:t>
+              <w:br/>
+              <w:t>Tel Aviv University, Ramat Aviv 6997801</w:t>
+            </w:r>
+            <w:r>
+              <w:rPr>
+                <w:rFonts w:cs="Arial"/>
+                <w:sz w:val="22"/>
+                <w:szCs w:val="22"/>
+                <w:lang/>
+              </w:rPr>
+              <w:br/>
+              <w:t>ISRAEL</w:t>
             </w:r>
           </w:p>
           <w:p>
             <w:pPr>
               <w:rPr>
                 <w:rFonts w:cs="Arial"/>
-                <w:sz w:val="24"/>
+                <w:sz w:val="22"/>
+                <w:szCs w:val="22"/>
                 <w:lang/>
               </w:rPr>
             </w:pPr>
             <w:r>
               <w:rPr>
                 <w:rFonts w:cs="Arial"/>
-                <w:sz w:val="24"/>
+                <w:sz w:val="22"/>
+                <w:szCs w:val="22"/>
+                <w:lang w:val="en-US"/>
+              </w:rPr>
+              <w:t>I will access the data</w:t>
+            </w:r>
+            <w:r>
+              <w:rPr>
+                <w:rFonts w:cs="Arial"/>
+                <w:sz w:val="22"/>
+                <w:szCs w:val="22"/>
                 <w:lang/>
               </w:rPr>
-              <w:t>Tel Aviv University,Ramat Aviv 6997801</w:t>
+              <w:t xml:space="preserve"> remotely via Tel Aviv University’s secure VPN system from the following locations:</w:t>
             </w:r>
           </w:p>
           <w:p>
             <w:pPr>
               <w:rPr>
                 <w:rFonts w:cs="Arial"/>
-                <w:sz w:val="24"/>
-                <w:lang/>
+                <w:sz w:val="22"/>
+                <w:szCs w:val="22"/>
+                <w:lang w:val="en-US"/>
               </w:rPr>
             </w:pPr>
             <w:r>
               <w:rPr>
                 <w:rFonts w:cs="Arial"/>
-                <w:sz w:val="24"/>
-                <w:lang/>
-              </w:rPr>
-              <w:t>ISRAEL</w:t>
+                <w:sz w:val="22"/>
+                <w:szCs w:val="22"/>
+                <w:lang w:val="en-US"/>
+              </w:rPr>
+              <w:t>My office at:</w:t>
             </w:r>
           </w:p>
           <w:p>
             <w:pPr>
               <w:rPr>
                 <w:rFonts w:cs="Arial"/>
-                <w:sz w:val="24"/>
+                <w:sz w:val="22"/>
+                <w:szCs w:val="22"/>
+                <w:lang/>
               </w:rPr>
             </w:pPr>
             <w:r>
               <w:rPr>
                 <w:rFonts w:cs="Arial"/>
-                <w:sz w:val="24"/>
-              </w:rPr>
-              <w:t>And in my home office at:</w:t>
+                <w:sz w:val="22"/>
+                <w:szCs w:val="22"/>
+                <w:lang/>
+              </w:rPr>
+              <w:t>The Eitan Berglas School of Economics</w:t>
+            </w:r>
+            <w:r>
+              <w:rPr>
+                <w:rFonts w:cs="Arial"/>
+                <w:sz w:val="22"/>
+                <w:szCs w:val="22"/>
+                <w:lang/>
+              </w:rPr>
+              <w:br/>
+              <w:t>Tel Aviv University, Ramat Aviv 6997801</w:t>
+            </w:r>
+            <w:r>
+              <w:rPr>
+                <w:rFonts w:cs="Arial"/>
+                <w:sz w:val="22"/>
+                <w:szCs w:val="22"/>
+                <w:lang/>
+              </w:rPr>
+              <w:br/>
+              <w:t>ISRAEL</w:t>
             </w:r>
           </w:p>
           <w:p>
             <w:pPr>
               <w:rPr>
                 <w:rFonts w:cs="Arial"/>
-                <w:sz w:val="24"/>
+                <w:sz w:val="22"/>
+                <w:szCs w:val="22"/>
+                <w:lang w:val="en-US"/>
               </w:rPr>
             </w:pPr>
             <w:r>
               <w:rPr>
                 <w:rFonts w:cs="Arial"/>
-                <w:sz w:val="24"/>
-              </w:rPr>
-              <w:t xml:space="preserve">140 </w:t>
-            </w:r>
-            <w:proofErr w:type="spellStart"/>
-            <w:r>
-              <w:rPr>
-                <w:rFonts w:cs="Arial"/>
-                <w:sz w:val="24"/>
-              </w:rPr>
-              <w:t>Arlozorov</w:t>
-            </w:r>
-            <w:proofErr w:type="spellEnd"/>
-            <w:r>
-              <w:rPr>
-                <w:rFonts w:cs="Arial"/>
-                <w:sz w:val="24"/>
+                <w:sz w:val="22"/>
+                <w:szCs w:val="22"/>
+                <w:lang/>
+              </w:rPr>
+              <w:t xml:space="preserve">And from </w:t>
+            </w:r>
+            <w:r>
+              <w:rPr>
+                <w:rFonts w:cs="Arial"/>
+                <w:sz w:val="22"/>
+                <w:szCs w:val="22"/>
+                <w:lang w:val="en-US"/>
+              </w:rPr>
+              <w:t>my</w:t>
+            </w:r>
+            <w:r>
+              <w:rPr>
+                <w:rFonts w:cs="Arial"/>
+                <w:sz w:val="22"/>
+                <w:szCs w:val="22"/>
+                <w:lang/>
+              </w:rPr>
+              <w:t xml:space="preserve"> home office at:</w:t>
+            </w:r>
+            <w:r>
+              <w:rPr>
+                <w:rFonts w:cs="Arial"/>
+                <w:sz w:val="22"/>
+                <w:szCs w:val="22"/>
+                <w:lang/>
+              </w:rPr>
+              <w:br/>
+              <w:t>140 Arlozorov st.,</w:t>
+            </w:r>
+            <w:r>
+              <w:rPr>
+                <w:rFonts w:cs="Arial"/>
+                <w:sz w:val="22"/>
+                <w:szCs w:val="22"/>
+                <w:lang/>
+              </w:rPr>
+              <w:br/>
+              <w:t>Tel Aviv-Yaffo, 6209821</w:t>
+            </w:r>
+            <w:r>
+              <w:rPr>
+                <w:rFonts w:cs="Arial"/>
+                <w:sz w:val="22"/>
+                <w:szCs w:val="22"/>
+                <w:lang w:val="en-US"/>
               </w:rPr>
               <w:t xml:space="preserve"> </w:t>
-            </w:r>
-            <w:proofErr w:type="spellStart"/>
-            <w:r>
-              <w:rPr>
-                <w:rFonts w:cs="Arial"/>
-                <w:sz w:val="24"/>
-              </w:rPr>
-              <w:t>st.</w:t>
-            </w:r>
-            <w:proofErr w:type="spellEnd"/>
-            <w:r>
-              <w:rPr>
-                <w:rFonts w:cs="Arial"/>
-                <w:sz w:val="24"/>
-              </w:rPr>
-              <w:t xml:space="preserve">, </w:t>
             </w:r>
           </w:p>
           <w:p>
             <w:pPr>
               <w:rPr>
                 <w:rFonts w:cs="Arial"/>
-                <w:sz w:val="24"/>
+                <w:sz w:val="22"/>
+                <w:szCs w:val="22"/>
+                <w:lang/>
               </w:rPr>
             </w:pPr>
             <w:r>
               <w:rPr>
                 <w:rFonts w:cs="Arial"/>
-                <w:sz w:val="24"/>
-              </w:rPr>
-              <w:t xml:space="preserve">Tel Aviv-Yaffo, </w:t>
-            </w:r>
-            <w:r>
-              <w:rPr>
-                <w:rFonts w:cs="Arial"/>
-                <w:sz w:val="24"/>
-              </w:rPr>
-              <w:t>6209821</w:t>
+                <w:sz w:val="22"/>
+                <w:szCs w:val="22"/>
+                <w:lang/>
+              </w:rPr>
+              <w:t>Israel</w:t>
             </w:r>
           </w:p>
           <w:p>
@@ -811,15 +876,9 @@
               <w:rPr>
                 <w:rFonts w:cs="Arial"/>
                 <w:sz w:val="24"/>
+                <w:lang/>
               </w:rPr>
             </w:pPr>
-            <w:r>
-              <w:rPr>
-                <w:rFonts w:cs="Arial"/>
-                <w:sz w:val="24"/>
-              </w:rPr>
-              <w:t xml:space="preserve">Isarel </w:t>
-            </w:r>
           </w:p>
         </w:tc>
       </w:tr>
@@ -840,6 +899,7 @@
                 <w:rFonts w:cs="Arial"/>
                 <w:sz w:val="24"/>
               </w:rPr>
+              <w:lastRenderedPageBreak/>
               <w:t>Measures in place to protect the data</w:t>
             </w:r>
           </w:p>
@@ -898,17 +958,7 @@
                 <w:i/>
                 <w:sz w:val="24"/>
               </w:rPr>
-              <w:t xml:space="preserve"> </w:t>
-            </w:r>
-            <w:r>
-              <w:rPr>
-                <w:rFonts w:cs="Arial"/>
-                <w:b w:val="0"/>
-                <w:i/>
-                <w:sz w:val="24"/>
-              </w:rPr>
-              <w:lastRenderedPageBreak/>
-              <w:t>when completing this section.</w:t>
+              <w:t xml:space="preserve"> when completing this section.</w:t>
             </w:r>
           </w:p>
         </w:tc>
@@ -929,8 +979,7 @@
                 <w:rFonts w:cs="Arial"/>
                 <w:lang/>
               </w:rPr>
-              <w:lastRenderedPageBreak/>
-              <w:t>The data will be accessed from my university office and from my home workspace using a laptop provided by Tel Aviv University. The laptop is encrypted (BitLocker) and protected by a password that only I have access to.</w:t>
+              <w:t>The data will be stored and processed on a university-managed desktop computer located in a locked office at Tel Aviv University. Physical access to this computer is restricted, and the office remains locked when not in use.</w:t>
             </w:r>
           </w:p>
           <w:p>
@@ -946,8 +995,7 @@
                 <w:rFonts w:cs="Arial"/>
                 <w:lang/>
               </w:rPr>
-              <w:lastRenderedPageBreak/>
-              <w:t>The data will be stored locally on this institutional laptop in a dedicated folder and will not be saved to cloud storage services such as OneDrive or transferred to personal devices or portable media.</w:t>
+              <w:t>Access to the data will be limited to approved project members and will be conducted remotely via Tel Aviv University’s secure VPN using personal user credentials and two-factor authentication. Remote sessions will be opened only when needed and closed immediately after use.</w:t>
             </w:r>
           </w:p>
           <w:p>
@@ -963,7 +1011,7 @@
                 <w:rFonts w:cs="Arial"/>
                 <w:lang/>
               </w:rPr>
-              <w:t>When working in my university office, the laptop is used in a secure workspace and is not accessible to unauthorised individuals. When working from home, the laptop is used in a private setting where the screen cannot be overlooked by others. The screen is locked when not in use, and the laptop is stored securely when unattended.</w:t>
+              <w:t>No data will be stored locally on my personal laptop, external devices, or cloud storage services. My laptop is used only as an access terminal and is protected by a personal password. Work is conducted in private environments where the screen cannot be overlooked.</w:t>
             </w:r>
           </w:p>
           <w:p>
@@ -979,15 +1027,30 @@
                 <w:rFonts w:cs="Arial"/>
                 <w:lang/>
               </w:rPr>
-              <w:t>The operating system receives regular security updates, and anti-malware protection is installed. Access to the data will be restricted to approved members of the project team only. At the end of the project, the data will be securely destroyed and confirmation provided to the UK Data Service as required.</w:t>
+              <w:t>The institutional system is encrypted (BitLocker), receives regular security updates, and is protected by anti-malware software. The system automatically locks after a short period of inactivity and requires authentication to regain access.</w:t>
             </w:r>
           </w:p>
           <w:p>
             <w:pPr>
               <w:pStyle w:val="NormalWeb"/>
               <w:rPr>
+                <w:rFonts w:cs="Arial"/>
+                <w:lang/>
+              </w:rPr>
+            </w:pPr>
+            <w:r>
+              <w:rPr>
+                <w:rFonts w:cs="Arial"/>
+                <w:lang/>
+              </w:rPr>
+              <w:t>At the end of the project, all data will be securely deleted in accordance with UK Data Service requirements.</w:t>
+            </w:r>
+          </w:p>
+          <w:p>
+            <w:pPr>
+              <w:pStyle w:val="NormalWeb"/>
+              <w:rPr>
                 <w:rFonts w:ascii="Arial" w:hAnsi="Arial" w:cs="Arial"/>
-                <w:lang/>
               </w:rPr>
             </w:pPr>
           </w:p>
